--- a/t36_s2.docx
+++ b/t36_s2.docx
@@ -3,2348 +3,998 @@
 <w:document xmlns:wpc="http://schemas.microsoft.com/office/word/2010/wordprocessingCanvas" xmlns:mo="http://schemas.microsoft.com/office/mac/office/2008/main" xmlns:mc="http://schemas.openxmlformats.org/markup-compatibility/2006" xmlns:mv="urn:schemas-microsoft-com:mac:vml" xmlns:o="urn:schemas-microsoft-com:office:office" xmlns:r="http://schemas.openxmlformats.org/officeDocument/2006/relationships" xmlns:m="http://schemas.openxmlformats.org/officeDocument/2006/math" xmlns:v="urn:schemas-microsoft-com:vml" xmlns:wp14="http://schemas.microsoft.com/office/word/2010/wordprocessingDrawing" xmlns:wp="http://schemas.openxmlformats.org/drawingml/2006/wordprocessingDrawing" xmlns:w10="urn:schemas-microsoft-com:office:word" xmlns:w="http://schemas.openxmlformats.org/wordprocessingml/2006/main" xmlns:w14="http://schemas.microsoft.com/office/word/2010/wordml" xmlns:wpg="http://schemas.microsoft.com/office/word/2010/wordprocessingGroup" xmlns:wpi="http://schemas.microsoft.com/office/word/2010/wordprocessingInk" xmlns:wne="http://schemas.microsoft.com/office/word/2006/wordml" xmlns:wps="http://schemas.microsoft.com/office/word/2010/wordprocessingShape" mc:Ignorable="w14 wp14">
   <w:body>
     <w:p>
-      <w:pPr>
-        <w:spacing w:after="40" w:before="120"/>
-      </w:pPr>
       <w:r>
-        <w:rPr>
-          <w:b w:val="0"/>
-          <w:i w:val="0"/>
-          <w:sz w:val="22"/>
-        </w:rPr>
-        <w:t>Question: Which statement about silver sulfadiazine cream used for burn wounds is correct?</w:t>
+        <w:t xml:space="preserve">Question: A client with COPD is receiving oxygen therapy. The nurse knows that oxygen should be given:</w:t>
       </w:r>
     </w:p>
     <w:p>
-      <w:pPr>
-        <w:spacing w:after="0" w:before="0"/>
-      </w:pPr>
       <w:r>
-        <w:rPr>
-          <w:b w:val="0"/>
-          <w:i w:val="0"/>
-          <w:sz w:val="22"/>
-        </w:rPr>
-        <w:t>(a) It is applied in a thin layer to prevent and treat burn wound infection; the burn area is cleaned before each application</w:t>
+        <w:t xml:space="preserve">(a) At high flow without monitoring</w:t>
       </w:r>
     </w:p>
     <w:p>
-      <w:pPr>
-        <w:spacing w:after="0" w:before="0"/>
-      </w:pPr>
       <w:r>
-        <w:rPr>
-          <w:b w:val="0"/>
-          <w:i w:val="0"/>
-          <w:sz w:val="22"/>
-        </w:rPr>
-        <w:t>(b) It is applied only once and never removed</w:t>
+        <w:t xml:space="preserve">(b) Only when cyanosis appears</w:t>
       </w:r>
     </w:p>
     <w:p>
-      <w:pPr>
-        <w:spacing w:after="0" w:before="0"/>
-      </w:pPr>
       <w:r>
-        <w:rPr>
-          <w:b w:val="0"/>
-          <w:i w:val="0"/>
-          <w:sz w:val="22"/>
-        </w:rPr>
-        <w:t>(c) It is contraindicated in all patients</w:t>
+        <w:t xml:space="preserve">(c) At low flow (1-2 L/min) with monitoring</w:t>
       </w:r>
     </w:p>
     <w:p>
-      <w:pPr>
-        <w:spacing w:after="0" w:before="0"/>
-      </w:pPr>
       <w:r>
-        <w:rPr>
-          <w:b w:val="0"/>
-          <w:i w:val="0"/>
-          <w:sz w:val="22"/>
-        </w:rPr>
-        <w:t>(d) It causes immediate skin grafting</w:t>
+        <w:t xml:space="preserve">(d) By face mask only</w:t>
       </w:r>
     </w:p>
     <w:p>
-      <w:pPr>
-        <w:spacing w:after="0" w:before="40"/>
-      </w:pPr>
       <w:r>
-        <w:rPr>
-          <w:b/>
-          <w:i w:val="0"/>
-          <w:sz w:val="22"/>
-        </w:rPr>
-        <w:t>Answer: a</w:t>
+        <w:t xml:space="preserve">Answer: c</w:t>
       </w:r>
     </w:p>
     <w:p>
-      <w:pPr>
-        <w:spacing w:after="0" w:before="0"/>
-      </w:pPr>
       <w:r>
-        <w:rPr>
-          <w:b w:val="0"/>
-          <w:i w:val="0"/>
-          <w:sz w:val="21"/>
-        </w:rPr>
-        <w:t>Solution: Silver sulfadiazine is a topical antimicrobial applied in a thin layer to burns after cleaning (with sterile technique) to prevent infection. It is not applied to the face/eyes and is used with caution in sulfa allergy and neonates.</w:t>
+        <w:t xml:space="preserve">Solution: High oxygen can suppress the hypoxic drive in COPD, causing CO2 narcosis. Low-flow oxygen with SpO2 monitoring is the standard approach.</w:t>
       </w:r>
     </w:p>
     <w:p>
-      <w:pPr>
-        <w:spacing w:after="0" w:before="0"/>
-      </w:pPr>
       <w:r>
-        <w:rPr>
-          <w:b w:val="0"/>
-          <w:i w:val="0"/>
-          <w:sz w:val="20"/>
-        </w:rPr>
-        <w:t>Positive Marks: 1</w:t>
+        <w:t xml:space="preserve">Positive Marks: 1</w:t>
       </w:r>
     </w:p>
     <w:p>
-      <w:pPr>
-        <w:spacing w:after="160" w:before="0"/>
-      </w:pPr>
       <w:r>
-        <w:rPr>
-          <w:b w:val="0"/>
-          <w:i w:val="0"/>
-          <w:sz w:val="20"/>
-        </w:rPr>
-        <w:t>Negative Marks: 0.25</w:t>
+        <w:t xml:space="preserve">Negative Marks: 0.25</w:t>
       </w:r>
     </w:p>
     <w:p>
-      <w:pPr>
-        <w:spacing w:after="40" w:before="120"/>
-      </w:pPr>
       <w:r>
-        <w:rPr>
-          <w:b w:val="0"/>
-          <w:i w:val="0"/>
-          <w:sz w:val="22"/>
-        </w:rPr>
-        <w:t>Question: A client with a corneal abrasion complains of pain, tearing, and photophobia. Which instruction is correct?</w:t>
+        <w:t xml:space="preserve"/>
       </w:r>
     </w:p>
     <w:p>
-      <w:pPr>
-        <w:spacing w:after="0" w:before="0"/>
-      </w:pPr>
       <w:r>
-        <w:rPr>
-          <w:b w:val="0"/>
-          <w:i w:val="0"/>
-          <w:sz w:val="22"/>
-        </w:rPr>
-        <w:t>(a) Do not rub the eye; use the prescribed antibiotic drops and a protective patch as ordered</w:t>
+        <w:t xml:space="preserve">Question: Which factor delays wound healing?</w:t>
       </w:r>
     </w:p>
     <w:p>
-      <w:pPr>
-        <w:spacing w:after="0" w:before="0"/>
-      </w:pPr>
       <w:r>
-        <w:rPr>
-          <w:b w:val="0"/>
-          <w:i w:val="0"/>
-          <w:sz w:val="22"/>
-        </w:rPr>
-        <w:t>(b) Rinse the eye with tap water repeatedly</w:t>
+        <w:t xml:space="preserve">(a) Adequate protein intake</w:t>
       </w:r>
     </w:p>
     <w:p>
-      <w:pPr>
-        <w:spacing w:after="0" w:before="0"/>
-      </w:pPr>
       <w:r>
-        <w:rPr>
-          <w:b w:val="0"/>
-          <w:i w:val="0"/>
-          <w:sz w:val="22"/>
-        </w:rPr>
-        <w:t>(c) Wear the patch continuously for 2 weeks without changing</w:t>
+        <w:t xml:space="preserve">(b) Poor nutrition and uncontrolled diabetes</w:t>
       </w:r>
     </w:p>
     <w:p>
-      <w:pPr>
-        <w:spacing w:after="0" w:before="0"/>
-      </w:pPr>
       <w:r>
-        <w:rPr>
-          <w:b w:val="0"/>
-          <w:i w:val="0"/>
-          <w:sz w:val="22"/>
-        </w:rPr>
-        <w:t>(d) Apply firm pressure to the eyeball</w:t>
+        <w:t xml:space="preserve">(c) Good circulation</w:t>
       </w:r>
     </w:p>
     <w:p>
-      <w:pPr>
-        <w:spacing w:after="0" w:before="40"/>
-      </w:pPr>
       <w:r>
-        <w:rPr>
-          <w:b/>
-          <w:i w:val="0"/>
-          <w:sz w:val="22"/>
-        </w:rPr>
-        <w:t>Answer: a</w:t>
+        <w:t xml:space="preserve">(d) Rest and cleanliness</w:t>
       </w:r>
     </w:p>
     <w:p>
-      <w:pPr>
-        <w:spacing w:after="0" w:before="0"/>
-      </w:pPr>
       <w:r>
-        <w:rPr>
-          <w:b w:val="0"/>
-          <w:i w:val="0"/>
-          <w:sz w:val="21"/>
-        </w:rPr>
-        <w:t>Solution: Corneal abrasion care: avoid rubbing, use prescribed antibiotic/cycloplegic drops, and protect the eye (patch as ordered, usually short-term). Tap water rinsing and prolonged patching can delay healing or cause infection.</w:t>
+        <w:t xml:space="preserve">Answer: b</w:t>
       </w:r>
     </w:p>
     <w:p>
-      <w:pPr>
-        <w:spacing w:after="0" w:before="0"/>
-      </w:pPr>
       <w:r>
-        <w:rPr>
-          <w:b w:val="0"/>
-          <w:i w:val="0"/>
-          <w:sz w:val="20"/>
-        </w:rPr>
-        <w:t>Positive Marks: 1</w:t>
+        <w:t xml:space="preserve">Solution: Malnutrition, diabetes, infection, steroids, and poor circulation impair healing; protein, vitamin C, and zinc promote it.</w:t>
       </w:r>
     </w:p>
     <w:p>
-      <w:pPr>
-        <w:spacing w:after="160" w:before="0"/>
-      </w:pPr>
       <w:r>
-        <w:rPr>
-          <w:b w:val="0"/>
-          <w:i w:val="0"/>
-          <w:sz w:val="20"/>
-        </w:rPr>
-        <w:t>Negative Marks: 0.25</w:t>
+        <w:t xml:space="preserve">Positive Marks: 1</w:t>
       </w:r>
     </w:p>
     <w:p>
-      <w:pPr>
-        <w:spacing w:after="40" w:before="120"/>
-      </w:pPr>
       <w:r>
-        <w:rPr>
-          <w:b w:val="0"/>
-          <w:i w:val="0"/>
-          <w:sz w:val="22"/>
-        </w:rPr>
-        <w:t>Question: A child has a myringotomy with tympanostomy tube insertion for recurrent otitis media. Which instruction is correct for the parents?</w:t>
+        <w:t xml:space="preserve">Negative Marks: 0.25</w:t>
       </w:r>
     </w:p>
     <w:p>
-      <w:pPr>
-        <w:spacing w:after="0" w:before="0"/>
-      </w:pPr>
       <w:r>
-        <w:rPr>
-          <w:b w:val="0"/>
-          <w:i w:val="0"/>
-          <w:sz w:val="22"/>
-        </w:rPr>
-        <w:t>(a) Keep water out of the ear during bathing and report any persistent discharge from the ear</w:t>
+        <w:t xml:space="preserve"/>
       </w:r>
     </w:p>
     <w:p>
-      <w:pPr>
-        <w:spacing w:after="0" w:before="0"/>
-      </w:pPr>
       <w:r>
-        <w:rPr>
-          <w:b w:val="0"/>
-          <w:i w:val="0"/>
-          <w:sz w:val="22"/>
-        </w:rPr>
-        <w:t>(b) Remove the tube at home when it falls</w:t>
+        <w:t xml:space="preserve">Question: In the Apgar scoring system, which parameter is NOT assessed?</w:t>
       </w:r>
     </w:p>
     <w:p>
-      <w:pPr>
-        <w:spacing w:after="0" w:before="0"/>
-      </w:pPr>
       <w:r>
-        <w:rPr>
-          <w:b w:val="0"/>
-          <w:i w:val="0"/>
-          <w:sz w:val="22"/>
-        </w:rPr>
-        <w:t>(c) Avoid all follow-up visits</w:t>
+        <w:t xml:space="preserve">(a) Heart rate</w:t>
       </w:r>
     </w:p>
     <w:p>
-      <w:pPr>
-        <w:spacing w:after="0" w:before="0"/>
-      </w:pPr>
       <w:r>
-        <w:rPr>
-          <w:b w:val="0"/>
-          <w:i w:val="0"/>
-          <w:sz w:val="22"/>
-        </w:rPr>
-        <w:t>(d) Use cotton swabs to clean the ear canal daily</w:t>
+        <w:t xml:space="preserve">(b) Respiratory effort</w:t>
       </w:r>
     </w:p>
     <w:p>
-      <w:pPr>
-        <w:spacing w:after="0" w:before="40"/>
-      </w:pPr>
       <w:r>
-        <w:rPr>
-          <w:b/>
-          <w:i w:val="0"/>
-          <w:sz w:val="22"/>
-        </w:rPr>
-        <w:t>Answer: a</w:t>
+        <w:t xml:space="preserve">(c) Muscle tone</w:t>
       </w:r>
     </w:p>
     <w:p>
-      <w:pPr>
-        <w:spacing w:after="0" w:before="0"/>
-      </w:pPr>
       <w:r>
-        <w:rPr>
-          <w:b w:val="0"/>
-          <w:i w:val="0"/>
-          <w:sz w:val="21"/>
-        </w:rPr>
-        <w:t>Solution: After tympanostomy tubes, water precautions (cotton with petroleum jelly during baths) reduce infection risk, and persistent purulent discharge is reported. Tubes fall out on their own; swabs are not used in the canal.</w:t>
+        <w:t xml:space="preserve">(d) Blood pressure</w:t>
       </w:r>
     </w:p>
     <w:p>
-      <w:pPr>
-        <w:spacing w:after="0" w:before="0"/>
-      </w:pPr>
       <w:r>
-        <w:rPr>
-          <w:b w:val="0"/>
-          <w:i w:val="0"/>
-          <w:sz w:val="20"/>
-        </w:rPr>
-        <w:t>Positive Marks: 1</w:t>
+        <w:t xml:space="preserve">Answer: d</w:t>
       </w:r>
     </w:p>
     <w:p>
-      <w:pPr>
-        <w:spacing w:after="160" w:before="0"/>
-      </w:pPr>
       <w:r>
-        <w:rPr>
-          <w:b w:val="0"/>
-          <w:i w:val="0"/>
-          <w:sz w:val="20"/>
-        </w:rPr>
-        <w:t>Negative Marks: 0.25</w:t>
+        <w:t xml:space="preserve">Solution: Apgar assesses heart rate, respiratory effort, muscle tone, reflex irritability, and color — blood pressure is not included.</w:t>
       </w:r>
     </w:p>
     <w:p>
-      <w:pPr>
-        <w:spacing w:after="40" w:before="120"/>
-      </w:pPr>
       <w:r>
-        <w:rPr>
-          <w:b w:val="0"/>
-          <w:i w:val="0"/>
-          <w:sz w:val="22"/>
-        </w:rPr>
-        <w:t>Question: Which instruction is important for a client during the first week after septoplasty?</w:t>
+        <w:t xml:space="preserve">Positive Marks: 1</w:t>
       </w:r>
     </w:p>
     <w:p>
-      <w:pPr>
-        <w:spacing w:after="0" w:before="0"/>
-      </w:pPr>
       <w:r>
-        <w:rPr>
-          <w:b w:val="0"/>
-          <w:i w:val="0"/>
-          <w:sz w:val="22"/>
-        </w:rPr>
-        <w:t>(a) Avoid blowing the nose forcefully; sneeze with the mouth open and report persistent bleeding</w:t>
+        <w:t xml:space="preserve">Negative Marks: 0.25</w:t>
       </w:r>
     </w:p>
     <w:p>
-      <w:pPr>
-        <w:spacing w:after="0" w:before="0"/>
-      </w:pPr>
       <w:r>
-        <w:rPr>
-          <w:b w:val="0"/>
-          <w:i w:val="0"/>
-          <w:sz w:val="22"/>
-        </w:rPr>
-        <w:t>(b) Blow the nose frequently to clear clots</w:t>
+        <w:t xml:space="preserve"/>
       </w:r>
     </w:p>
     <w:p>
-      <w:pPr>
-        <w:spacing w:after="0" w:before="0"/>
-      </w:pPr>
       <w:r>
-        <w:rPr>
-          <w:b w:val="0"/>
-          <w:i w:val="0"/>
-          <w:sz w:val="22"/>
-        </w:rPr>
-        <w:t>(c) Bend forward at the waist for exercise</w:t>
+        <w:t xml:space="preserve">Question: ORS (oral rehydration solution) is given to a child with diarrhea mainly to:</w:t>
       </w:r>
     </w:p>
     <w:p>
-      <w:pPr>
-        <w:spacing w:after="0" w:before="0"/>
-      </w:pPr>
       <w:r>
-        <w:rPr>
-          <w:b w:val="0"/>
-          <w:i w:val="0"/>
-          <w:sz w:val="22"/>
-        </w:rPr>
-        <w:t>(d) Lift heavy weights to speed healing</w:t>
+        <w:t xml:space="preserve">(a) Replace lost water and electrolytes</w:t>
       </w:r>
     </w:p>
     <w:p>
-      <w:pPr>
-        <w:spacing w:after="0" w:before="40"/>
-      </w:pPr>
       <w:r>
-        <w:rPr>
-          <w:b/>
-          <w:i w:val="0"/>
-          <w:sz w:val="22"/>
-        </w:rPr>
-        <w:t>Answer: a</w:t>
+        <w:t xml:space="preserve">(b) Stop the diarrhea immediately</w:t>
       </w:r>
     </w:p>
     <w:p>
-      <w:pPr>
-        <w:spacing w:after="0" w:before="0"/>
-      </w:pPr>
       <w:r>
-        <w:rPr>
-          <w:b w:val="0"/>
-          <w:i w:val="0"/>
-          <w:sz w:val="21"/>
-        </w:rPr>
-        <w:t>Solution: After septoplasty, forceful nose blowing increases bleeding and disrupts healing; clients sneeze with the mouth open, avoid straining/heavy lifting, and report significant bleeding. Nasal packing may be present initially.</w:t>
+        <w:t xml:space="preserve">(c) Provide calories</w:t>
       </w:r>
     </w:p>
     <w:p>
-      <w:pPr>
-        <w:spacing w:after="0" w:before="0"/>
-      </w:pPr>
       <w:r>
-        <w:rPr>
-          <w:b w:val="0"/>
-          <w:i w:val="0"/>
-          <w:sz w:val="20"/>
-        </w:rPr>
-        <w:t>Positive Marks: 1</w:t>
+        <w:t xml:space="preserve">(d) Kill bacteria</w:t>
       </w:r>
     </w:p>
     <w:p>
-      <w:pPr>
-        <w:spacing w:after="160" w:before="0"/>
-      </w:pPr>
       <w:r>
-        <w:rPr>
-          <w:b w:val="0"/>
-          <w:i w:val="0"/>
-          <w:sz w:val="20"/>
-        </w:rPr>
-        <w:t>Negative Marks: 0.25</w:t>
+        <w:t xml:space="preserve">Answer: a</w:t>
       </w:r>
     </w:p>
     <w:p>
-      <w:pPr>
-        <w:spacing w:after="40" w:before="120"/>
-      </w:pPr>
       <w:r>
-        <w:rPr>
-          <w:b w:val="0"/>
-          <w:i w:val="0"/>
-          <w:sz w:val="22"/>
-        </w:rPr>
-        <w:t>Question: Which assessment finding in a child after tonsillectomy requires immediate action?</w:t>
+        <w:t xml:space="preserve">Solution: ORS replaces water and electrolytes lost in diarrhea, preventing dehydration. It does not stop diarrhea and is not an antibiotic.</w:t>
       </w:r>
     </w:p>
     <w:p>
-      <w:pPr>
-        <w:spacing w:after="0" w:before="0"/>
-      </w:pPr>
       <w:r>
-        <w:rPr>
-          <w:b w:val="0"/>
-          <w:i w:val="0"/>
-          <w:sz w:val="22"/>
-        </w:rPr>
-        <w:t>(a) Frequent swallowing with restlessness and bright red blood in the mouth</w:t>
+        <w:t xml:space="preserve">Positive Marks: 1</w:t>
       </w:r>
     </w:p>
     <w:p>
-      <w:pPr>
-        <w:spacing w:after="0" w:before="0"/>
-      </w:pPr>
       <w:r>
-        <w:rPr>
-          <w:b w:val="0"/>
-          <w:i w:val="0"/>
-          <w:sz w:val="22"/>
-        </w:rPr>
-        <w:t>(b) Mild throat pain controlled by analgesics</w:t>
+        <w:t xml:space="preserve">Negative Marks: 0.25</w:t>
       </w:r>
     </w:p>
     <w:p>
-      <w:pPr>
-        <w:spacing w:after="0" w:before="0"/>
-      </w:pPr>
       <w:r>
-        <w:rPr>
-          <w:b w:val="0"/>
-          <w:i w:val="0"/>
-          <w:sz w:val="22"/>
-        </w:rPr>
-        <w:t>(c) Clear fluids being tolerated</w:t>
+        <w:t xml:space="preserve"/>
       </w:r>
     </w:p>
     <w:p>
-      <w:pPr>
-        <w:spacing w:after="0" w:before="0"/>
-      </w:pPr>
       <w:r>
-        <w:rPr>
-          <w:b w:val="0"/>
-          <w:i w:val="0"/>
-          <w:sz w:val="22"/>
-        </w:rPr>
-        <w:t>(d) A white membrane on the tonsillar bed</w:t>
+        <w:t xml:space="preserve">Question: Which nurse statement is an example of therapeutic communication?</w:t>
       </w:r>
     </w:p>
     <w:p>
-      <w:pPr>
-        <w:spacing w:after="0" w:before="40"/>
-      </w:pPr>
       <w:r>
-        <w:rPr>
-          <w:b/>
-          <w:i w:val="0"/>
-          <w:sz w:val="22"/>
-        </w:rPr>
-        <w:t>Answer: a</w:t>
+        <w:t xml:space="preserve">(a) "Don't worry, everything will be fine."</w:t>
       </w:r>
     </w:p>
     <w:p>
-      <w:pPr>
-        <w:spacing w:after="0" w:before="0"/>
-      </w:pPr>
       <w:r>
-        <w:rPr>
-          <w:b w:val="0"/>
-          <w:i w:val="0"/>
-          <w:sz w:val="21"/>
-        </w:rPr>
-        <w:t>Solution: Post-tonsillectomy bleeding presents with frequent swallowing, restlessness, pallor, and bright red blood; it is an emergency (return to OR may be needed). Mild pain, clear fluids, and the healing white membrane are expected.</w:t>
+        <w:t xml:space="preserve">(b) "Why did you do that?"</w:t>
       </w:r>
     </w:p>
     <w:p>
-      <w:pPr>
-        <w:spacing w:after="0" w:before="0"/>
-      </w:pPr>
       <w:r>
-        <w:rPr>
-          <w:b w:val="0"/>
-          <w:i w:val="0"/>
-          <w:sz w:val="20"/>
-        </w:rPr>
-        <w:t>Positive Marks: 1</w:t>
+        <w:t xml:space="preserve">(c) "You seem upset about what happened."</w:t>
       </w:r>
     </w:p>
     <w:p>
-      <w:pPr>
-        <w:spacing w:after="160" w:before="0"/>
-      </w:pPr>
       <w:r>
-        <w:rPr>
-          <w:b w:val="0"/>
-          <w:i w:val="0"/>
-          <w:sz w:val="20"/>
-        </w:rPr>
-        <w:t>Negative Marks: 0.25</w:t>
+        <w:t xml:space="preserve">(d) "I know exactly how you feel."</w:t>
       </w:r>
     </w:p>
     <w:p>
-      <w:pPr>
-        <w:spacing w:after="40" w:before="120"/>
-      </w:pPr>
       <w:r>
-        <w:rPr>
-          <w:b w:val="0"/>
-          <w:i w:val="0"/>
-          <w:sz w:val="22"/>
-        </w:rPr>
-        <w:t>Question: Which nursing action is correct in the care of a client with a laryngectomy stoma?</w:t>
+        <w:t xml:space="preserve">Answer: c</w:t>
       </w:r>
     </w:p>
     <w:p>
-      <w:pPr>
-        <w:spacing w:after="0" w:before="0"/>
-      </w:pPr>
       <w:r>
-        <w:rPr>
-          <w:b w:val="0"/>
-          <w:i w:val="0"/>
-          <w:sz w:val="22"/>
-        </w:rPr>
-        <w:t>(a) Humidify the air, keep the stoma clean, and suction as needed using sterile technique</w:t>
+        <w:t xml:space="preserve">Solution: Reflecting observed feelings ("You seem upset...") encourages the client to explore emotions. False reassurance, "why" questions, and assumptions block communication.</w:t>
       </w:r>
     </w:p>
     <w:p>
-      <w:pPr>
-        <w:spacing w:after="0" w:before="0"/>
-      </w:pPr>
       <w:r>
-        <w:rPr>
-          <w:b w:val="0"/>
-          <w:i w:val="0"/>
-          <w:sz w:val="22"/>
-        </w:rPr>
-        <w:t>(b) Cover the stoma tightly to prevent air leaks</w:t>
+        <w:t xml:space="preserve">Positive Marks: 1</w:t>
       </w:r>
     </w:p>
     <w:p>
-      <w:pPr>
-        <w:spacing w:after="0" w:before="0"/>
-      </w:pPr>
       <w:r>
-        <w:rPr>
-          <w:b w:val="0"/>
-          <w:i w:val="0"/>
-          <w:sz w:val="22"/>
-        </w:rPr>
-        <w:t>(c) Allow water to run over the stoma during bathing</w:t>
+        <w:t xml:space="preserve">Negative Marks: 0.25</w:t>
       </w:r>
     </w:p>
     <w:p>
-      <w:pPr>
-        <w:spacing w:after="0" w:before="0"/>
-      </w:pPr>
       <w:r>
-        <w:rPr>
-          <w:b w:val="0"/>
-          <w:i w:val="0"/>
-          <w:sz w:val="22"/>
-        </w:rPr>
-        <w:t>(d) Use a shower only without protection</w:t>
+        <w:t xml:space="preserve"/>
       </w:r>
     </w:p>
     <w:p>
-      <w:pPr>
-        <w:spacing w:after="0" w:before="40"/>
-      </w:pPr>
       <w:r>
-        <w:rPr>
-          <w:b/>
-          <w:i w:val="0"/>
-          <w:sz w:val="22"/>
-        </w:rPr>
-        <w:t>Answer: a</w:t>
+        <w:t xml:space="preserve">Question: The cold chain in immunization refers to:</w:t>
       </w:r>
     </w:p>
     <w:p>
-      <w:pPr>
-        <w:spacing w:after="0" w:before="0"/>
-      </w:pPr>
       <w:r>
-        <w:rPr>
-          <w:b w:val="0"/>
-          <w:i w:val="0"/>
-          <w:sz w:val="21"/>
-        </w:rPr>
-        <w:t>Solution: The laryngectomy stoma is the only airway; care includes humidified air (preventing crusting), gentle cleaning, sterile suctioning, and protection from water/particles. Tight covering or letting water enter risks obstruction/aspiration.</w:t>
+        <w:t xml:space="preserve">(a) Giving vaccines only in cold weather</w:t>
       </w:r>
     </w:p>
     <w:p>
-      <w:pPr>
-        <w:spacing w:after="0" w:before="0"/>
-      </w:pPr>
       <w:r>
-        <w:rPr>
-          <w:b w:val="0"/>
-          <w:i w:val="0"/>
-          <w:sz w:val="20"/>
-        </w:rPr>
-        <w:t>Positive Marks: 1</w:t>
+        <w:t xml:space="preserve">(b) Maintaining vaccines at the required temperature from manufacture to use</w:t>
       </w:r>
     </w:p>
     <w:p>
-      <w:pPr>
-        <w:spacing w:after="160" w:before="0"/>
-      </w:pPr>
       <w:r>
-        <w:rPr>
-          <w:b w:val="0"/>
-          <w:i w:val="0"/>
-          <w:sz w:val="20"/>
-        </w:rPr>
-        <w:t>Negative Marks: 0.25</w:t>
+        <w:t xml:space="preserve">(c) Storing all vaccines in the freezer</w:t>
       </w:r>
     </w:p>
     <w:p>
-      <w:pPr>
-        <w:spacing w:after="40" w:before="120"/>
-      </w:pPr>
       <w:r>
-        <w:rPr>
-          <w:b w:val="0"/>
-          <w:i w:val="0"/>
-          <w:sz w:val="22"/>
-        </w:rPr>
-        <w:t>Question: After a thoracotomy, which nursing measure is most helpful for the client's postoperative pain and secretion clearance?</w:t>
+        <w:t xml:space="preserve">(d) Transporting vaccines without refrigeration</w:t>
       </w:r>
     </w:p>
     <w:p>
-      <w:pPr>
-        <w:spacing w:after="0" w:before="0"/>
-      </w:pPr>
       <w:r>
-        <w:rPr>
-          <w:b w:val="0"/>
-          <w:i w:val="0"/>
-          <w:sz w:val="22"/>
-        </w:rPr>
-        <w:t>(a) Splint the incision with a pillow during coughing and deep-breathing exercises</w:t>
+        <w:t xml:space="preserve">Answer: b</w:t>
       </w:r>
     </w:p>
     <w:p>
-      <w:pPr>
-        <w:spacing w:after="0" w:before="0"/>
-      </w:pPr>
       <w:r>
-        <w:rPr>
-          <w:b w:val="0"/>
-          <w:i w:val="0"/>
-          <w:sz w:val="22"/>
-        </w:rPr>
-        <w:t>(b) Keep the client flat and immobile</w:t>
+        <w:t xml:space="preserve">Solution: The cold chain keeps vaccines at 2-8 degrees C from manufacture to administration, preserving potency. Freezing damages many vaccines.</w:t>
       </w:r>
     </w:p>
     <w:p>
-      <w:pPr>
-        <w:spacing w:after="0" w:before="0"/>
-      </w:pPr>
       <w:r>
-        <w:rPr>
-          <w:b w:val="0"/>
-          <w:i w:val="0"/>
-          <w:sz w:val="22"/>
-        </w:rPr>
-        <w:t>(c) Encourage the client to avoid coughing entirely</w:t>
+        <w:t xml:space="preserve">Positive Marks: 1</w:t>
       </w:r>
     </w:p>
     <w:p>
-      <w:pPr>
-        <w:spacing w:after="0" w:before="0"/>
-      </w:pPr>
       <w:r>
-        <w:rPr>
-          <w:b w:val="0"/>
-          <w:i w:val="0"/>
-          <w:sz w:val="22"/>
-        </w:rPr>
-        <w:t>(d) Apply cold packs to the incision site only</w:t>
+        <w:t xml:space="preserve">Negative Marks: 0.25</w:t>
       </w:r>
     </w:p>
     <w:p>
-      <w:pPr>
-        <w:spacing w:after="0" w:before="40"/>
-      </w:pPr>
       <w:r>
-        <w:rPr>
-          <w:b/>
-          <w:i w:val="0"/>
-          <w:sz w:val="22"/>
-        </w:rPr>
-        <w:t>Answer: a</w:t>
+        <w:t xml:space="preserve"/>
       </w:r>
     </w:p>
     <w:p>
-      <w:pPr>
-        <w:spacing w:after="0" w:before="0"/>
-      </w:pPr>
       <w:r>
-        <w:rPr>
-          <w:b w:val="0"/>
-          <w:i w:val="0"/>
-          <w:sz w:val="21"/>
-        </w:rPr>
-        <w:t>Solution: After thoracotomy, the client splints the chest with a pillow for effective coughing, deep breathing, and incentive spirometry, with prescribed analgesia—preventing atelectasis and pneumonia. Avoiding cough and staying immobile increase complications.</w:t>
+        <w:t xml:space="preserve">Question: Regular (short-acting) insulin peaks approximately how long after subcutaneous injection?</w:t>
       </w:r>
     </w:p>
     <w:p>
-      <w:pPr>
-        <w:spacing w:after="0" w:before="0"/>
-      </w:pPr>
       <w:r>
-        <w:rPr>
-          <w:b w:val="0"/>
-          <w:i w:val="0"/>
-          <w:sz w:val="20"/>
-        </w:rPr>
-        <w:t>Positive Marks: 1</w:t>
+        <w:t xml:space="preserve">(a) 30 minutes</w:t>
       </w:r>
     </w:p>
     <w:p>
-      <w:pPr>
-        <w:spacing w:after="160" w:before="0"/>
-      </w:pPr>
       <w:r>
-        <w:rPr>
-          <w:b w:val="0"/>
-          <w:i w:val="0"/>
-          <w:sz w:val="20"/>
-        </w:rPr>
-        <w:t>Negative Marks: 0.25</w:t>
+        <w:t xml:space="preserve">(b) 6-8 hours</w:t>
       </w:r>
     </w:p>
     <w:p>
-      <w:pPr>
-        <w:spacing w:after="40" w:before="120"/>
-      </w:pPr>
       <w:r>
-        <w:rPr>
-          <w:b w:val="0"/>
-          <w:i w:val="0"/>
-          <w:sz w:val="22"/>
-        </w:rPr>
-        <w:t>Question: Which instruction is correct after surgery for varicose vein stripping?</w:t>
+        <w:t xml:space="preserve">(c) 10-12 hours</w:t>
       </w:r>
     </w:p>
     <w:p>
-      <w:pPr>
-        <w:spacing w:after="0" w:before="0"/>
-      </w:pPr>
       <w:r>
-        <w:rPr>
-          <w:b w:val="0"/>
-          <w:i w:val="0"/>
-          <w:sz w:val="22"/>
-        </w:rPr>
-        <w:t>(a) Elevate the legs when resting, wear compression stockings as prescribed, and walk as directed to promote circulation</w:t>
+        <w:t xml:space="preserve">(d) 2-4 hours</w:t>
       </w:r>
     </w:p>
     <w:p>
-      <w:pPr>
-        <w:spacing w:after="0" w:before="0"/>
-      </w:pPr>
       <w:r>
-        <w:rPr>
-          <w:b w:val="0"/>
-          <w:i w:val="0"/>
-          <w:sz w:val="22"/>
-        </w:rPr>
-        <w:t>(b) Keep the legs dependent and avoid walking</w:t>
+        <w:t xml:space="preserve">Answer: d</w:t>
       </w:r>
     </w:p>
     <w:p>
-      <w:pPr>
-        <w:spacing w:after="0" w:before="0"/>
-      </w:pPr>
       <w:r>
-        <w:rPr>
-          <w:b w:val="0"/>
-          <w:i w:val="0"/>
-          <w:sz w:val="22"/>
-        </w:rPr>
-        <w:t>(c) Remove the compression stockings permanently after 24 hours</w:t>
+        <w:t xml:space="preserve">Solution: Regular insulin has an onset of 30-60 minutes, a peak of 2-4 hours, and a duration of 5-8 hours — meals must be timed to prevent hypoglycemia at peak action.</w:t>
       </w:r>
     </w:p>
     <w:p>
-      <w:pPr>
-        <w:spacing w:after="0" w:before="0"/>
-      </w:pPr>
       <w:r>
-        <w:rPr>
-          <w:b w:val="0"/>
-          <w:i w:val="0"/>
-          <w:sz w:val="22"/>
-        </w:rPr>
-        <w:t>(d) Apply heat to the legs</w:t>
+        <w:t xml:space="preserve">Positive Marks: 1</w:t>
       </w:r>
     </w:p>
     <w:p>
-      <w:pPr>
-        <w:spacing w:after="0" w:before="40"/>
-      </w:pPr>
       <w:r>
-        <w:rPr>
-          <w:b/>
-          <w:i w:val="0"/>
-          <w:sz w:val="22"/>
-        </w:rPr>
-        <w:t>Answer: a</w:t>
+        <w:t xml:space="preserve">Negative Marks: 0.25</w:t>
       </w:r>
     </w:p>
     <w:p>
-      <w:pPr>
-        <w:spacing w:after="0" w:before="0"/>
-      </w:pPr>
       <w:r>
-        <w:rPr>
-          <w:b w:val="0"/>
-          <w:i w:val="0"/>
-          <w:sz w:val="21"/>
-        </w:rPr>
-        <w:t>Solution: After vein stripping, leg elevation, compression stockings, and early, gradual ambulation reduce edema and promote venous return. Prolonged dependency and immobility increase the risk of thrombosis.</w:t>
+        <w:t xml:space="preserve"/>
       </w:r>
     </w:p>
     <w:p>
-      <w:pPr>
-        <w:spacing w:after="0" w:before="0"/>
-      </w:pPr>
       <w:r>
-        <w:rPr>
-          <w:b w:val="0"/>
-          <w:i w:val="0"/>
-          <w:sz w:val="20"/>
-        </w:rPr>
-        <w:t>Positive Marks: 1</w:t>
+        <w:t xml:space="preserve">Question: The functional unit of the kidney is the:</w:t>
       </w:r>
     </w:p>
     <w:p>
-      <w:pPr>
-        <w:spacing w:after="160" w:before="0"/>
-      </w:pPr>
       <w:r>
-        <w:rPr>
-          <w:b w:val="0"/>
-          <w:i w:val="0"/>
-          <w:sz w:val="20"/>
-        </w:rPr>
-        <w:t>Negative Marks: 0.25</w:t>
+        <w:t xml:space="preserve">(a) Nephron</w:t>
       </w:r>
     </w:p>
     <w:p>
-      <w:pPr>
-        <w:spacing w:after="40" w:before="120"/>
-      </w:pPr>
       <w:r>
-        <w:rPr>
-          <w:b w:val="0"/>
-          <w:i w:val="0"/>
-          <w:sz w:val="22"/>
-        </w:rPr>
-        <w:t>Question: A client with obstructive sleep apnea uses a CPAP machine at night. Which statement indicates the client understands the teaching?</w:t>
+        <w:t xml:space="preserve">(b) Alveolus</w:t>
       </w:r>
     </w:p>
     <w:p>
-      <w:pPr>
-        <w:spacing w:after="0" w:before="0"/>
-      </w:pPr>
       <w:r>
-        <w:rPr>
-          <w:b w:val="0"/>
-          <w:i w:val="0"/>
-          <w:sz w:val="22"/>
-        </w:rPr>
-        <w:t>(a) I will use the CPAP every night as prescribed to keep my airway open during sleep</w:t>
+        <w:t xml:space="preserve">(c) Neuron</w:t>
       </w:r>
     </w:p>
     <w:p>
-      <w:pPr>
-        <w:spacing w:after="0" w:before="0"/>
-      </w:pPr>
       <w:r>
-        <w:rPr>
-          <w:b w:val="0"/>
-          <w:i w:val="0"/>
-          <w:sz w:val="22"/>
-        </w:rPr>
-        <w:t>(b) I only need the CPAP when I feel sleepy during the day</w:t>
+        <w:t xml:space="preserve">(d) Hepatocyte</w:t>
       </w:r>
     </w:p>
     <w:p>
-      <w:pPr>
-        <w:spacing w:after="0" w:before="0"/>
-      </w:pPr>
       <w:r>
-        <w:rPr>
-          <w:b w:val="0"/>
-          <w:i w:val="0"/>
-          <w:sz w:val="22"/>
-        </w:rPr>
-        <w:t>(c) The CPAP cures my condition permanently after one week</w:t>
+        <w:t xml:space="preserve">Answer: a</w:t>
       </w:r>
     </w:p>
     <w:p>
-      <w:pPr>
-        <w:spacing w:after="0" w:before="0"/>
-      </w:pPr>
       <w:r>
-        <w:rPr>
-          <w:b w:val="0"/>
-          <w:i w:val="0"/>
-          <w:sz w:val="22"/>
-        </w:rPr>
-        <w:t>(d) I can stop treatment once my snoring decreases</w:t>
+        <w:t xml:space="preserve">Solution: The nephron — glomerulus, Bowman's capsule, tubules, and collecting duct — filters blood and forms urine. Alveoli are in the lungs and neurons in the nervous system.</w:t>
       </w:r>
     </w:p>
     <w:p>
-      <w:pPr>
-        <w:spacing w:after="0" w:before="40"/>
-      </w:pPr>
       <w:r>
-        <w:rPr>
-          <w:b/>
-          <w:i w:val="0"/>
-          <w:sz w:val="22"/>
-        </w:rPr>
-        <w:t>Answer: a</w:t>
+        <w:t xml:space="preserve">Positive Marks: 1</w:t>
       </w:r>
     </w:p>
     <w:p>
-      <w:pPr>
-        <w:spacing w:after="0" w:before="0"/>
-      </w:pPr>
       <w:r>
-        <w:rPr>
-          <w:b w:val="0"/>
-          <w:i w:val="0"/>
-          <w:sz w:val="21"/>
-        </w:rPr>
-        <w:t>Solution: OSA is managed by nightly CPAP, which splints the airway open during sleep, improving oxygenation and reducing cardiovascular risk. It must be used consistently, not only when symptomatic; it controls—not cures—the disorder.</w:t>
+        <w:t xml:space="preserve">Negative Marks: 0.25</w:t>
       </w:r>
     </w:p>
     <w:p>
-      <w:pPr>
-        <w:spacing w:after="0" w:before="0"/>
-      </w:pPr>
       <w:r>
-        <w:rPr>
-          <w:b w:val="0"/>
-          <w:i w:val="0"/>
-          <w:sz w:val="20"/>
-        </w:rPr>
-        <w:t>Positive Marks: 1</w:t>
+        <w:t xml:space="preserve"/>
       </w:r>
     </w:p>
     <w:p>
-      <w:pPr>
-        <w:spacing w:after="160" w:before="0"/>
-      </w:pPr>
       <w:r>
-        <w:rPr>
-          <w:b w:val="0"/>
-          <w:i w:val="0"/>
-          <w:sz w:val="20"/>
-        </w:rPr>
-        <w:t>Negative Marks: 0.25</w:t>
+        <w:t xml:space="preserve">Question: For a single rescuer performing CPR on an adult, the recommended compression-to-ventilation ratio is:</w:t>
       </w:r>
     </w:p>
     <w:p>
-      <w:pPr>
-        <w:spacing w:after="40" w:before="120"/>
-      </w:pPr>
       <w:r>
-        <w:rPr>
-          <w:b w:val="0"/>
-          <w:i w:val="0"/>
-          <w:sz w:val="22"/>
-        </w:rPr>
-        <w:t>Question: A client with sarcoidosis has bilateral hilar lymphadenopathy, cough, and fatigue. Which statement about sarcoidosis is correct?</w:t>
+        <w:t xml:space="preserve">(a) 5:1</w:t>
       </w:r>
     </w:p>
     <w:p>
-      <w:pPr>
-        <w:spacing w:after="0" w:before="0"/>
-      </w:pPr>
       <w:r>
-        <w:rPr>
-          <w:b w:val="0"/>
-          <w:i w:val="0"/>
-          <w:sz w:val="22"/>
-        </w:rPr>
-        <w:t>(a) It is a multisystem disease with granulomas that often involves the lungs; many cases resolve, and steroids are used for significant symptoms</w:t>
+        <w:t xml:space="preserve">(b) 15:2</w:t>
       </w:r>
     </w:p>
     <w:p>
-      <w:pPr>
-        <w:spacing w:after="0" w:before="0"/>
-      </w:pPr>
       <w:r>
-        <w:rPr>
-          <w:b w:val="0"/>
-          <w:i w:val="0"/>
-          <w:sz w:val="22"/>
-        </w:rPr>
-        <w:t>(b) It is caused by a bacterial infection requiring lifelong antibiotics</w:t>
+        <w:t xml:space="preserve">(c) 30:2</w:t>
       </w:r>
     </w:p>
     <w:p>
-      <w:pPr>
-        <w:spacing w:after="0" w:before="0"/>
-      </w:pPr>
       <w:r>
-        <w:rPr>
-          <w:b w:val="0"/>
-          <w:i w:val="0"/>
-          <w:sz w:val="22"/>
-        </w:rPr>
-        <w:t>(c) It affects only the skin</w:t>
+        <w:t xml:space="preserve">(d) 3:1</w:t>
       </w:r>
     </w:p>
     <w:p>
-      <w:pPr>
-        <w:spacing w:after="0" w:before="0"/>
-      </w:pPr>
       <w:r>
-        <w:rPr>
-          <w:b w:val="0"/>
-          <w:i w:val="0"/>
-          <w:sz w:val="22"/>
-        </w:rPr>
-        <w:t>(d) It is contagious through coughing</w:t>
+        <w:t xml:space="preserve">Answer: c</w:t>
       </w:r>
     </w:p>
     <w:p>
-      <w:pPr>
-        <w:spacing w:after="0" w:before="40"/>
-      </w:pPr>
       <w:r>
-        <w:rPr>
-          <w:b/>
-          <w:i w:val="0"/>
-          <w:sz w:val="22"/>
-        </w:rPr>
-        <w:t>Answer: a</w:t>
+        <w:t xml:space="preserve">Solution: Adult CPR uses 30 compressions to 2 ventilations for a single rescuer. Neonatal resuscitation uses a 3:1 ratio.</w:t>
       </w:r>
     </w:p>
     <w:p>
-      <w:pPr>
-        <w:spacing w:after="0" w:before="0"/>
-      </w:pPr>
       <w:r>
-        <w:rPr>
-          <w:b w:val="0"/>
-          <w:i w:val="0"/>
-          <w:sz w:val="21"/>
-        </w:rPr>
-        <w:t>Solution: Sarcoidosis is a multisystem granulomatous disease most often affecting the lungs and lymph nodes; many cases remit spontaneously, and corticosteroids are used when organ-threatening. It is not contagious or purely cutaneous.</w:t>
+        <w:t xml:space="preserve">Positive Marks: 1</w:t>
       </w:r>
     </w:p>
     <w:p>
-      <w:pPr>
-        <w:spacing w:after="0" w:before="0"/>
-      </w:pPr>
       <w:r>
-        <w:rPr>
-          <w:b w:val="0"/>
-          <w:i w:val="0"/>
-          <w:sz w:val="20"/>
-        </w:rPr>
-        <w:t>Positive Marks: 1</w:t>
+        <w:t xml:space="preserve">Negative Marks: 0.25</w:t>
       </w:r>
     </w:p>
     <w:p>
-      <w:pPr>
-        <w:spacing w:after="160" w:before="0"/>
-      </w:pPr>
       <w:r>
-        <w:rPr>
-          <w:b w:val="0"/>
-          <w:i w:val="0"/>
-          <w:sz w:val="20"/>
-        </w:rPr>
-        <w:t>Negative Marks: 0.25</w:t>
+        <w:t xml:space="preserve"/>
       </w:r>
     </w:p>
     <w:p>
-      <w:pPr>
-        <w:spacing w:after="40" w:before="120"/>
-      </w:pPr>
       <w:r>
-        <w:rPr>
-          <w:b w:val="0"/>
-          <w:i w:val="0"/>
-          <w:sz w:val="22"/>
-        </w:rPr>
-        <w:t>Question: Which technique is correct in a bowel training program for a client with fecal incontinence?</w:t>
+        <w:t xml:space="preserve">Question: Which food is the best dietary source of iron?</w:t>
       </w:r>
     </w:p>
     <w:p>
-      <w:pPr>
-        <w:spacing w:after="0" w:before="0"/>
-      </w:pPr>
       <w:r>
-        <w:rPr>
-          <w:b w:val="0"/>
-          <w:i w:val="0"/>
-          <w:sz w:val="22"/>
-        </w:rPr>
-        <w:t>(a) Establish a regular time (e.g., after a meal), provide privacy, and use suppositories only as planned</w:t>
+        <w:t xml:space="preserve">(a) Milk</w:t>
       </w:r>
     </w:p>
     <w:p>
-      <w:pPr>
-        <w:spacing w:after="0" w:before="0"/>
-      </w:pPr>
       <w:r>
-        <w:rPr>
-          <w:b w:val="0"/>
-          <w:i w:val="0"/>
-          <w:sz w:val="22"/>
-        </w:rPr>
-        <w:t>(b) Restrict all fluids to reduce stool</w:t>
+        <w:t xml:space="preserve">(b) Liver</w:t>
       </w:r>
     </w:p>
     <w:p>
-      <w:pPr>
-        <w:spacing w:after="0" w:before="0"/>
-      </w:pPr>
       <w:r>
-        <w:rPr>
-          <w:b w:val="0"/>
-          <w:i w:val="0"/>
-          <w:sz w:val="22"/>
-        </w:rPr>
-        <w:t>(c) Keep the client on the bedpan for hours</w:t>
+        <w:t xml:space="preserve">(c) Apple</w:t>
       </w:r>
     </w:p>
     <w:p>
-      <w:pPr>
-        <w:spacing w:after="0" w:before="0"/>
-      </w:pPr>
       <w:r>
-        <w:rPr>
-          <w:b w:val="0"/>
-          <w:i w:val="0"/>
-          <w:sz w:val="22"/>
-        </w:rPr>
-        <w:t>(d) Use laxatives every day at random times</w:t>
+        <w:t xml:space="preserve">(d) Rice</w:t>
       </w:r>
     </w:p>
     <w:p>
-      <w:pPr>
-        <w:spacing w:after="0" w:before="40"/>
-      </w:pPr>
       <w:r>
-        <w:rPr>
-          <w:b/>
-          <w:i w:val="0"/>
-          <w:sz w:val="22"/>
-        </w:rPr>
-        <w:t>Answer: a</w:t>
+        <w:t xml:space="preserve">Answer: b</w:t>
       </w:r>
     </w:p>
     <w:p>
-      <w:pPr>
-        <w:spacing w:after="0" w:before="0"/>
-      </w:pPr>
       <w:r>
-        <w:rPr>
-          <w:b w:val="0"/>
-          <w:i w:val="0"/>
-          <w:sz w:val="21"/>
-        </w:rPr>
-        <w:t>Solution: Bowel training uses a consistent schedule (often after meals, using the gastrocolic reflex), privacy, positioning, and planned suppositories/enemas to retrain elimination. Random laxatives and prolonged bedpan use are ineffective.</w:t>
+        <w:t xml:space="preserve">Solution: Organ meats (liver) are rich in heme iron, which is well absorbed. Milk and rice are poor sources of iron.</w:t>
       </w:r>
     </w:p>
     <w:p>
-      <w:pPr>
-        <w:spacing w:after="0" w:before="0"/>
-      </w:pPr>
       <w:r>
-        <w:rPr>
-          <w:b w:val="0"/>
-          <w:i w:val="0"/>
-          <w:sz w:val="20"/>
-        </w:rPr>
-        <w:t>Positive Marks: 1</w:t>
+        <w:t xml:space="preserve">Positive Marks: 1</w:t>
       </w:r>
     </w:p>
     <w:p>
-      <w:pPr>
-        <w:spacing w:after="160" w:before="0"/>
-      </w:pPr>
       <w:r>
-        <w:rPr>
-          <w:b w:val="0"/>
-          <w:i w:val="0"/>
-          <w:sz w:val="20"/>
-        </w:rPr>
-        <w:t>Negative Marks: 0.25</w:t>
+        <w:t xml:space="preserve">Negative Marks: 0.25</w:t>
       </w:r>
     </w:p>
     <w:p>
-      <w:pPr>
-        <w:spacing w:after="40" w:before="120"/>
-      </w:pPr>
       <w:r>
-        <w:rPr>
-          <w:b w:val="0"/>
-          <w:i w:val="0"/>
-          <w:sz w:val="22"/>
-        </w:rPr>
-        <w:t>Question: Which statement is correct about the use of a condom catheter for an incontinent male client?</w:t>
+        <w:t xml:space="preserve">Question: A client with hemiplegia after a stroke should be positioned to:</w:t>
       </w:r>
     </w:p>
     <w:p>
-      <w:pPr>
-        <w:spacing w:after="0" w:before="0"/>
-      </w:pPr>
       <w:r>
-        <w:rPr>
-          <w:b w:val="0"/>
-          <w:i w:val="0"/>
-          <w:sz w:val="22"/>
-        </w:rPr>
-        <w:t>(a) The condom catheter is changed daily and the penis is inspected for skin irritation</w:t>
+        <w:t xml:space="preserve">(a) Keep the affected arm hanging freely</w:t>
       </w:r>
     </w:p>
     <w:p>
-      <w:pPr>
-        <w:spacing w:after="0" w:before="0"/>
-      </w:pPr>
       <w:r>
-        <w:rPr>
-          <w:b w:val="0"/>
-          <w:i w:val="0"/>
-          <w:sz w:val="22"/>
-        </w:rPr>
-        <w:t>(b) It is inserted into the bladder like an indwelling catheter</w:t>
+        <w:t xml:space="preserve">(b) Lie flat without support</w:t>
       </w:r>
     </w:p>
     <w:p>
-      <w:pPr>
-        <w:spacing w:after="0" w:before="0"/>
-      </w:pPr>
       <w:r>
-        <w:rPr>
-          <w:b w:val="0"/>
-          <w:i w:val="0"/>
-          <w:sz w:val="22"/>
-        </w:rPr>
-        <w:t>(c) It is left in place for a week without changing</w:t>
+        <w:t xml:space="preserve">(c) Rest on the affected side only</w:t>
       </w:r>
     </w:p>
     <w:p>
-      <w:pPr>
-        <w:spacing w:after="0" w:before="0"/>
-      </w:pPr>
       <w:r>
-        <w:rPr>
-          <w:b w:val="0"/>
-          <w:i w:val="0"/>
-          <w:sz w:val="22"/>
-        </w:rPr>
-        <w:t>(d) It requires sterile gloves and a full sterile field</w:t>
+        <w:t xml:space="preserve">(d) Support the affected arm with pillows and change position every 2 hours</w:t>
       </w:r>
     </w:p>
     <w:p>
-      <w:pPr>
-        <w:spacing w:after="0" w:before="40"/>
-      </w:pPr>
       <w:r>
-        <w:rPr>
-          <w:b/>
-          <w:i w:val="0"/>
-          <w:sz w:val="22"/>
-        </w:rPr>
-        <w:t>Answer: a</w:t>
+        <w:t xml:space="preserve">Answer: d</w:t>
       </w:r>
     </w:p>
     <w:p>
-      <w:pPr>
-        <w:spacing w:after="0" w:before="0"/>
-      </w:pPr>
       <w:r>
-        <w:rPr>
-          <w:b w:val="0"/>
-          <w:i w:val="0"/>
-          <w:sz w:val="21"/>
-        </w:rPr>
-        <w:t>Solution: A condom (external) catheter is applied over the penis and changed daily with skin inspection to prevent excoriation; it does not enter the bladder and is not left unchanged for long periods. It is a clean, not sterile, procedure.</w:t>
+        <w:t xml:space="preserve">Solution: Pillows support the paralyzed limbs, preventing shoulder subluxation and contractures; repositioning every 2 hours prevents pressure ulcers.</w:t>
       </w:r>
     </w:p>
     <w:p>
-      <w:pPr>
-        <w:spacing w:after="0" w:before="0"/>
-      </w:pPr>
       <w:r>
-        <w:rPr>
-          <w:b w:val="0"/>
-          <w:i w:val="0"/>
-          <w:sz w:val="20"/>
-        </w:rPr>
-        <w:t>Positive Marks: 1</w:t>
+        <w:t xml:space="preserve">Positive Marks: 1</w:t>
       </w:r>
     </w:p>
     <w:p>
-      <w:pPr>
-        <w:spacing w:after="160" w:before="0"/>
-      </w:pPr>
       <w:r>
-        <w:rPr>
-          <w:b w:val="0"/>
-          <w:i w:val="0"/>
-          <w:sz w:val="20"/>
-        </w:rPr>
-        <w:t>Negative Marks: 0.25</w:t>
+        <w:t xml:space="preserve">Negative Marks: 0.25</w:t>
       </w:r>
     </w:p>
     <w:p>
-      <w:pPr>
-        <w:spacing w:after="40" w:before="120"/>
-      </w:pPr>
       <w:r>
-        <w:rPr>
-          <w:b w:val="0"/>
-          <w:i w:val="0"/>
-          <w:sz w:val="22"/>
-        </w:rPr>
-        <w:t>Question: Which newborn finding is normal and does NOT require intervention?</w:t>
+        <w:t xml:space="preserve"/>
       </w:r>
     </w:p>
     <w:p>
-      <w:pPr>
-        <w:spacing w:after="0" w:before="0"/>
-      </w:pPr>
       <w:r>
-        <w:rPr>
-          <w:b w:val="0"/>
-          <w:i w:val="0"/>
-          <w:sz w:val="22"/>
-        </w:rPr>
-        <w:t>(a) A slightly sunken anterior fontanelle with a flat, soft feel</w:t>
+        <w:t xml:space="preserve">Question: When administering an enema to an adult, the nurse inserts the rectal tube:</w:t>
       </w:r>
     </w:p>
     <w:p>
-      <w:pPr>
-        <w:spacing w:after="0" w:before="0"/>
-      </w:pPr>
       <w:r>
-        <w:rPr>
-          <w:b w:val="0"/>
-          <w:i w:val="0"/>
-          <w:sz w:val="22"/>
-        </w:rPr>
-        <w:t>(b) A bulging, tense fontanelle</w:t>
+        <w:t xml:space="preserve">(a) 1 inch</w:t>
       </w:r>
     </w:p>
     <w:p>
-      <w:pPr>
-        <w:spacing w:after="0" w:before="0"/>
-      </w:pPr>
       <w:r>
-        <w:rPr>
-          <w:b w:val="0"/>
-          <w:i w:val="0"/>
-          <w:sz w:val="22"/>
-        </w:rPr>
-        <w:t>(c) A depressed fontanelle with poor feeding</w:t>
+        <w:t xml:space="preserve">(b) 7-10 cm (3-4 inches)</w:t>
       </w:r>
     </w:p>
     <w:p>
-      <w:pPr>
-        <w:spacing w:after="0" w:before="0"/>
-      </w:pPr>
       <w:r>
-        <w:rPr>
-          <w:b w:val="0"/>
-          <w:i w:val="0"/>
-          <w:sz w:val="22"/>
-        </w:rPr>
-        <w:t>(d) A fontanelle that pulsates visibly with a high-pitched cry</w:t>
+        <w:t xml:space="preserve">(c) 15-20 cm</w:t>
       </w:r>
     </w:p>
     <w:p>
-      <w:pPr>
-        <w:spacing w:after="0" w:before="40"/>
-      </w:pPr>
       <w:r>
-        <w:rPr>
-          <w:b/>
-          <w:i w:val="0"/>
-          <w:sz w:val="22"/>
-        </w:rPr>
-        <w:t>Answer: a</w:t>
+        <w:t xml:space="preserve">(d) 25 cm</w:t>
       </w:r>
     </w:p>
     <w:p>
-      <w:pPr>
-        <w:spacing w:after="0" w:before="0"/>
-      </w:pPr>
       <w:r>
-        <w:rPr>
-          <w:b w:val="0"/>
-          <w:i w:val="0"/>
-          <w:sz w:val="21"/>
-        </w:rPr>
-        <w:t>Solution: The anterior fontanelle is soft, flat or slightly sunken, and closes by about 12-18 months. A bulging/tense fontanelle suggests increased intracranial pressure (e.g., meningitis); marked depression with poor feeding indicates dehydration.</w:t>
+        <w:t xml:space="preserve">Answer: b</w:t>
       </w:r>
     </w:p>
     <w:p>
-      <w:pPr>
-        <w:spacing w:after="0" w:before="0"/>
-      </w:pPr>
       <w:r>
-        <w:rPr>
-          <w:b w:val="0"/>
-          <w:i w:val="0"/>
-          <w:sz w:val="20"/>
-        </w:rPr>
-        <w:t>Positive Marks: 1</w:t>
+        <w:t xml:space="preserve">Solution: The rectal tube is inserted 7-10 cm (3-4 inches) in an adult, directed toward the umbilicus, and the solution is given slowly to prevent cramping.</w:t>
       </w:r>
     </w:p>
     <w:p>
-      <w:pPr>
-        <w:spacing w:after="160" w:before="0"/>
-      </w:pPr>
       <w:r>
-        <w:rPr>
-          <w:b w:val="0"/>
-          <w:i w:val="0"/>
-          <w:sz w:val="20"/>
-        </w:rPr>
-        <w:t>Negative Marks: 0.25</w:t>
+        <w:t xml:space="preserve">Positive Marks: 1</w:t>
       </w:r>
     </w:p>
     <w:p>
-      <w:pPr>
-        <w:spacing w:after="40" w:before="120"/>
-      </w:pPr>
       <w:r>
-        <w:rPr>
-          <w:b w:val="0"/>
-          <w:i w:val="0"/>
-          <w:sz w:val="22"/>
-        </w:rPr>
-        <w:t>Question: In late pregnancy, a primigravida reports that her baby feels lighter and she can breathe more easily. This phenomenon is called:</w:t>
+        <w:t xml:space="preserve">Negative Marks: 0.25</w:t>
       </w:r>
     </w:p>
     <w:p>
-      <w:pPr>
-        <w:spacing w:after="0" w:before="0"/>
-      </w:pPr>
       <w:r>
-        <w:rPr>
-          <w:b w:val="0"/>
-          <w:i w:val="0"/>
-          <w:sz w:val="22"/>
-        </w:rPr>
-        <w:t>(a) Lightening</w:t>
+        <w:t xml:space="preserve"/>
       </w:r>
     </w:p>
     <w:p>
-      <w:pPr>
-        <w:spacing w:after="0" w:before="0"/>
-      </w:pPr>
       <w:r>
-        <w:rPr>
-          <w:b w:val="0"/>
-          <w:i w:val="0"/>
-          <w:sz w:val="22"/>
-        </w:rPr>
-        <w:t>(b) Quickening</w:t>
+        <w:t xml:space="preserve">Question: Which description of lochia is correct?</w:t>
       </w:r>
     </w:p>
     <w:p>
-      <w:pPr>
-        <w:spacing w:after="0" w:before="0"/>
-      </w:pPr>
       <w:r>
-        <w:rPr>
-          <w:b w:val="0"/>
-          <w:i w:val="0"/>
-          <w:sz w:val="22"/>
-        </w:rPr>
-        <w:t>(c) Engagement</w:t>
+        <w:t xml:space="preserve">(a) Lochia rubra lasts for 3-4 weeks</w:t>
       </w:r>
     </w:p>
     <w:p>
-      <w:pPr>
-        <w:spacing w:after="0" w:before="0"/>
-      </w:pPr>
       <w:r>
-        <w:rPr>
-          <w:b w:val="0"/>
-          <w:i w:val="0"/>
-          <w:sz w:val="22"/>
-        </w:rPr>
-        <w:t>(d) Ballottement</w:t>
+        <w:t xml:space="preserve">(b) Lochia alba appears first</w:t>
       </w:r>
     </w:p>
     <w:p>
-      <w:pPr>
-        <w:spacing w:after="0" w:before="40"/>
-      </w:pPr>
       <w:r>
-        <w:rPr>
-          <w:b/>
-          <w:i w:val="0"/>
-          <w:sz w:val="22"/>
-        </w:rPr>
-        <w:t>Answer: a</w:t>
+        <w:t xml:space="preserve">(c) Lochia rubra is bright red and occurs in the first few days</w:t>
       </w:r>
     </w:p>
     <w:p>
-      <w:pPr>
-        <w:spacing w:after="0" w:before="0"/>
-      </w:pPr>
       <w:r>
-        <w:rPr>
-          <w:b w:val="0"/>
-          <w:i w:val="0"/>
-          <w:sz w:val="21"/>
-        </w:rPr>
-        <w:t>Solution: Lightening is the descent of the fetal presenting part into the pelvis in the weeks before labor, easing breathing (but increasing urinary frequency and pelvic pressure). Quickening is first fetal movement; engagement is the presenting part at the ischial spines.</w:t>
+        <w:t xml:space="preserve">(d) Lochia serosa is bright red</w:t>
       </w:r>
     </w:p>
     <w:p>
-      <w:pPr>
-        <w:spacing w:after="0" w:before="0"/>
-      </w:pPr>
       <w:r>
-        <w:rPr>
-          <w:b w:val="0"/>
-          <w:i w:val="0"/>
-          <w:sz w:val="20"/>
-        </w:rPr>
-        <w:t>Positive Marks: 1</w:t>
+        <w:t xml:space="preserve">Answer: c</w:t>
       </w:r>
     </w:p>
     <w:p>
-      <w:pPr>
-        <w:spacing w:after="160" w:before="0"/>
-      </w:pPr>
       <w:r>
-        <w:rPr>
-          <w:b w:val="0"/>
-          <w:i w:val="0"/>
-          <w:sz w:val="20"/>
-        </w:rPr>
-        <w:t>Negative Marks: 0.25</w:t>
+        <w:t xml:space="preserve">Solution: Lochia rubra (bright red) lasts 2-3 days, then serosa (pinkish-brown) for about a week, then alba (creamy white) up to 3 weeks. A foul odor suggests infection.</w:t>
       </w:r>
     </w:p>
     <w:p>
-      <w:pPr>
-        <w:spacing w:after="40" w:before="120"/>
-      </w:pPr>
       <w:r>
-        <w:rPr>
-          <w:b w:val="0"/>
-          <w:i w:val="0"/>
-          <w:sz w:val="22"/>
-        </w:rPr>
-        <w:t>Question: Which symptom is most characteristic of narcolepsy?</w:t>
+        <w:t xml:space="preserve">Positive Marks: 1</w:t>
       </w:r>
     </w:p>
     <w:p>
-      <w:pPr>
-        <w:spacing w:after="0" w:before="0"/>
-      </w:pPr>
       <w:r>
-        <w:rPr>
-          <w:b w:val="0"/>
-          <w:i w:val="0"/>
-          <w:sz w:val="22"/>
-        </w:rPr>
-        <w:t>(a) Sudden, irresistible episodes of daytime sleep despite adequate nighttime sleep</w:t>
+        <w:t xml:space="preserve">Negative Marks: 0.25</w:t>
       </w:r>
     </w:p>
     <w:p>
-      <w:pPr>
-        <w:spacing w:after="0" w:before="0"/>
-      </w:pPr>
       <w:r>
-        <w:rPr>
-          <w:b w:val="0"/>
-          <w:i w:val="0"/>
-          <w:sz w:val="22"/>
-        </w:rPr>
-        <w:t>(b) Insomnia with early morning awakening</w:t>
+        <w:t xml:space="preserve"/>
       </w:r>
     </w:p>
     <w:p>
-      <w:pPr>
-        <w:spacing w:after="0" w:before="0"/>
-      </w:pPr>
       <w:r>
-        <w:rPr>
-          <w:b w:val="0"/>
-          <w:i w:val="0"/>
-          <w:sz w:val="22"/>
-        </w:rPr>
-        <w:t>(c) Restless legs at bedtime</w:t>
+        <w:t xml:space="preserve">Question: According to the national immunization schedule, OPV is given to a newborn:</w:t>
       </w:r>
     </w:p>
     <w:p>
-      <w:pPr>
-        <w:spacing w:after="0" w:before="0"/>
-      </w:pPr>
       <w:r>
-        <w:rPr>
-          <w:b w:val="0"/>
-          <w:i w:val="0"/>
-          <w:sz w:val="22"/>
-        </w:rPr>
-        <w:t>(d) Sleepwalking in deep sleep</w:t>
+        <w:t xml:space="preserve">(a) At birth (zero dose)</w:t>
       </w:r>
     </w:p>
     <w:p>
-      <w:pPr>
-        <w:spacing w:after="0" w:before="40"/>
-      </w:pPr>
       <w:r>
-        <w:rPr>
-          <w:b/>
-          <w:i w:val="0"/>
-          <w:sz w:val="22"/>
-        </w:rPr>
-        <w:t>Answer: a</w:t>
+        <w:t xml:space="preserve">(b) At 9 months</w:t>
       </w:r>
     </w:p>
     <w:p>
-      <w:pPr>
-        <w:spacing w:after="0" w:before="0"/>
-      </w:pPr>
       <w:r>
-        <w:rPr>
-          <w:b w:val="0"/>
-          <w:i w:val="0"/>
-          <w:sz w:val="21"/>
-        </w:rPr>
-        <w:t>Solution: Narcolepsy causes excessive daytime sleepiness with sudden sleep attacks, often with cataplexy, sleep paralysis, and hypnagogic hallucinations. Insomnia, restless legs, and sleepwalking are different sleep disorders.</w:t>
+        <w:t xml:space="preserve">(c) At 1 year</w:t>
       </w:r>
     </w:p>
     <w:p>
-      <w:pPr>
-        <w:spacing w:after="0" w:before="0"/>
-      </w:pPr>
       <w:r>
-        <w:rPr>
-          <w:b w:val="0"/>
-          <w:i w:val="0"/>
-          <w:sz w:val="20"/>
-        </w:rPr>
-        <w:t>Positive Marks: 1</w:t>
+        <w:t xml:space="preserve">(d) Only at 5 years</w:t>
       </w:r>
     </w:p>
     <w:p>
-      <w:pPr>
-        <w:spacing w:after="160" w:before="0"/>
-      </w:pPr>
       <w:r>
-        <w:rPr>
-          <w:b w:val="0"/>
-          <w:i w:val="0"/>
-          <w:sz w:val="20"/>
-        </w:rPr>
-        <w:t>Negative Marks: 0.25</w:t>
+        <w:t xml:space="preserve">Answer: a</w:t>
       </w:r>
     </w:p>
     <w:p>
-      <w:pPr>
-        <w:spacing w:after="40" w:before="120"/>
-      </w:pPr>
       <w:r>
-        <w:rPr>
-          <w:b w:val="0"/>
-          <w:i w:val="0"/>
-          <w:sz w:val="22"/>
-        </w:rPr>
-        <w:t>Question: The birth weight of a healthy infant usually doubles by about which age?</w:t>
+        <w:t xml:space="preserve">Solution: OPV zero dose is given at birth, followed by doses at 6, 10, and 14 weeks along with the other primary doses.</w:t>
       </w:r>
     </w:p>
     <w:p>
-      <w:pPr>
-        <w:spacing w:after="0" w:before="0"/>
-      </w:pPr>
       <w:r>
-        <w:rPr>
-          <w:b w:val="0"/>
-          <w:i w:val="0"/>
-          <w:sz w:val="22"/>
-        </w:rPr>
-        <w:t>(a) 5-6 months</w:t>
+        <w:t xml:space="preserve">Positive Marks: 1</w:t>
       </w:r>
     </w:p>
     <w:p>
-      <w:pPr>
-        <w:spacing w:after="0" w:before="0"/>
-      </w:pPr>
       <w:r>
-        <w:rPr>
-          <w:b w:val="0"/>
-          <w:i w:val="0"/>
-          <w:sz w:val="22"/>
-        </w:rPr>
-        <w:t>(b) 1 month</w:t>
+        <w:t xml:space="preserve">Negative Marks: 0.25</w:t>
       </w:r>
     </w:p>
     <w:p>
-      <w:pPr>
-        <w:spacing w:after="0" w:before="0"/>
-      </w:pPr>
       <w:r>
-        <w:rPr>
-          <w:b w:val="0"/>
-          <w:i w:val="0"/>
-          <w:sz w:val="22"/>
-        </w:rPr>
-        <w:t>(c) 2 weeks</w:t>
+        <w:t xml:space="preserve"/>
       </w:r>
     </w:p>
     <w:p>
-      <w:pPr>
-        <w:spacing w:after="0" w:before="0"/>
-      </w:pPr>
       <w:r>
-        <w:rPr>
-          <w:b w:val="0"/>
-          <w:i w:val="0"/>
-          <w:sz w:val="22"/>
-        </w:rPr>
-        <w:t>(d) 18 months</w:t>
+        <w:t xml:space="preserve">Question: A client with schizophrenia is seen laughing while describing a funeral. This is an example of:</w:t>
       </w:r>
     </w:p>
     <w:p>
-      <w:pPr>
-        <w:spacing w:after="0" w:before="40"/>
-      </w:pPr>
       <w:r>
-        <w:rPr>
-          <w:b/>
-          <w:i w:val="0"/>
-          <w:sz w:val="22"/>
-        </w:rPr>
-        <w:t>Answer: a</w:t>
+        <w:t xml:space="preserve">(a) Delusion</w:t>
       </w:r>
     </w:p>
     <w:p>
-      <w:pPr>
-        <w:spacing w:after="0" w:before="0"/>
-      </w:pPr>
       <w:r>
-        <w:rPr>
-          <w:b w:val="0"/>
-          <w:i w:val="0"/>
-          <w:sz w:val="21"/>
-        </w:rPr>
-        <w:t>Solution: Birth weight typically doubles by about 5-6 months and triples by about 1 year. Weight gain is a key indicator of adequate nutrition and growth in infancy.</w:t>
+        <w:t xml:space="preserve">(b) Inappropriate affect</w:t>
       </w:r>
     </w:p>
     <w:p>
-      <w:pPr>
-        <w:spacing w:after="0" w:before="0"/>
-      </w:pPr>
       <w:r>
-        <w:rPr>
-          <w:b w:val="0"/>
-          <w:i w:val="0"/>
-          <w:sz w:val="20"/>
-        </w:rPr>
-        <w:t>Positive Marks: 1</w:t>
+        <w:t xml:space="preserve">(c) Hallucination</w:t>
       </w:r>
     </w:p>
     <w:p>
-      <w:pPr>
-        <w:spacing w:after="160" w:before="0"/>
-      </w:pPr>
       <w:r>
-        <w:rPr>
-          <w:b w:val="0"/>
-          <w:i w:val="0"/>
-          <w:sz w:val="20"/>
-        </w:rPr>
-        <w:t>Negative Marks: 0.25</w:t>
+        <w:t xml:space="preserve">(d) Flight of ideas</w:t>
       </w:r>
     </w:p>
     <w:p>
-      <w:pPr>
-        <w:spacing w:after="40" w:before="120"/>
-      </w:pPr>
       <w:r>
-        <w:rPr>
-          <w:b w:val="0"/>
-          <w:i w:val="0"/>
-          <w:sz w:val="22"/>
-        </w:rPr>
-        <w:t>Question: The first deciduous (milk) tooth usually erupts at about which age?</w:t>
+        <w:t xml:space="preserve">Answer: b</w:t>
       </w:r>
     </w:p>
     <w:p>
-      <w:pPr>
-        <w:spacing w:after="0" w:before="0"/>
-      </w:pPr>
       <w:r>
-        <w:rPr>
-          <w:b w:val="0"/>
-          <w:i w:val="0"/>
-          <w:sz w:val="22"/>
-        </w:rPr>
-        <w:t>(a) 6-8 months</w:t>
+        <w:t xml:space="preserve">Solution: Affect incongruent with the situation (laughing at sad news) is inappropriate affect — common in schizophrenia.</w:t>
       </w:r>
     </w:p>
     <w:p>
-      <w:pPr>
-        <w:spacing w:after="0" w:before="0"/>
-      </w:pPr>
       <w:r>
-        <w:rPr>
-          <w:b w:val="0"/>
-          <w:i w:val="0"/>
-          <w:sz w:val="22"/>
-        </w:rPr>
-        <w:t>(b) At birth</w:t>
+        <w:t xml:space="preserve">Positive Marks: 1</w:t>
       </w:r>
     </w:p>
     <w:p>
-      <w:pPr>
-        <w:spacing w:after="0" w:before="0"/>
-      </w:pPr>
       <w:r>
-        <w:rPr>
-          <w:b w:val="0"/>
-          <w:i w:val="0"/>
-          <w:sz w:val="22"/>
-        </w:rPr>
-        <w:t>(c) 18-24 months</w:t>
+        <w:t xml:space="preserve">Negative Marks: 0.25</w:t>
       </w:r>
     </w:p>
     <w:p>
-      <w:pPr>
-        <w:spacing w:after="0" w:before="0"/>
-      </w:pPr>
       <w:r>
-        <w:rPr>
-          <w:b w:val="0"/>
-          <w:i w:val="0"/>
-          <w:sz w:val="22"/>
-        </w:rPr>
-        <w:t>(d) 3 years</w:t>
+        <w:t xml:space="preserve"/>
       </w:r>
     </w:p>
     <w:p>
-      <w:pPr>
-        <w:spacing w:after="0" w:before="40"/>
-      </w:pPr>
       <w:r>
-        <w:rPr>
-          <w:b/>
-          <w:i w:val="0"/>
-          <w:sz w:val="22"/>
-        </w:rPr>
-        <w:t>Answer: a</w:t>
+        <w:t xml:space="preserve">Question: The first contact level of the health system in a village is the:</w:t>
       </w:r>
     </w:p>
     <w:p>
-      <w:pPr>
-        <w:spacing w:after="0" w:before="0"/>
-      </w:pPr>
       <w:r>
-        <w:rPr>
-          <w:b w:val="0"/>
-          <w:i w:val="0"/>
-          <w:sz w:val="21"/>
-        </w:rPr>
-        <w:t>Solution: The first primary tooth (usually the lower central incisor) erupts at about 6-8 months. By about 2.5-3 years, all 20 deciduous teeth have erupted. Eruption timing varies, but very early or very late eruption warrants assessment.</w:t>
+        <w:t xml:space="preserve">(a) District hospital</w:t>
       </w:r>
     </w:p>
     <w:p>
-      <w:pPr>
-        <w:spacing w:after="0" w:before="0"/>
-      </w:pPr>
       <w:r>
-        <w:rPr>
-          <w:b w:val="0"/>
-          <w:i w:val="0"/>
-          <w:sz w:val="20"/>
-        </w:rPr>
-        <w:t>Positive Marks: 1</w:t>
+        <w:t xml:space="preserve">(b) Community health centre</w:t>
       </w:r>
     </w:p>
     <w:p>
-      <w:pPr>
-        <w:spacing w:after="160" w:before="0"/>
-      </w:pPr>
       <w:r>
-        <w:rPr>
-          <w:b w:val="0"/>
-          <w:i w:val="0"/>
-          <w:sz w:val="20"/>
-        </w:rPr>
-        <w:t>Negative Marks: 0.25</w:t>
+        <w:t xml:space="preserve">(c) Medical college hospital</w:t>
       </w:r>
     </w:p>
     <w:p>
-      <w:pPr>
-        <w:spacing w:after="40" w:before="120"/>
-      </w:pPr>
       <w:r>
-        <w:rPr>
-          <w:b w:val="0"/>
-          <w:i w:val="0"/>
-          <w:sz w:val="22"/>
-        </w:rPr>
-        <w:t>Question: Arsenic contamination of groundwater is associated with which long-term health effect?</w:t>
+        <w:t xml:space="preserve">(d) Sub-centre</w:t>
       </w:r>
     </w:p>
     <w:p>
-      <w:pPr>
-        <w:spacing w:after="0" w:before="0"/>
-      </w:pPr>
       <w:r>
-        <w:rPr>
-          <w:b w:val="0"/>
-          <w:i w:val="0"/>
-          <w:sz w:val="22"/>
-        </w:rPr>
-        <w:t>(a) Skin lesions, pigmentation changes, and increased cancer risk</w:t>
+        <w:t xml:space="preserve">Answer: d</w:t>
       </w:r>
     </w:p>
     <w:p>
-      <w:pPr>
-        <w:spacing w:after="0" w:before="0"/>
-      </w:pPr>
       <w:r>
-        <w:rPr>
-          <w:b w:val="0"/>
-          <w:i w:val="0"/>
-          <w:sz w:val="22"/>
-        </w:rPr>
-        <w:t>(b) Night blindness</w:t>
+        <w:t xml:space="preserve">Solution: The sub-centre is the most peripheral first-contact unit, staffed by an ANM and a health worker.</w:t>
       </w:r>
     </w:p>
     <w:p>
-      <w:pPr>
-        <w:spacing w:after="0" w:before="0"/>
-      </w:pPr>
       <w:r>
-        <w:rPr>
-          <w:b w:val="0"/>
-          <w:i w:val="0"/>
-          <w:sz w:val="22"/>
-        </w:rPr>
-        <w:t>(c) Goiter</w:t>
+        <w:t xml:space="preserve">Positive Marks: 1</w:t>
       </w:r>
     </w:p>
     <w:p>
-      <w:pPr>
-        <w:spacing w:after="0" w:before="0"/>
-      </w:pPr>
       <w:r>
-        <w:rPr>
-          <w:b w:val="0"/>
-          <w:i w:val="0"/>
-          <w:sz w:val="22"/>
-        </w:rPr>
-        <w:t>(d) Rickets</w:t>
+        <w:t xml:space="preserve">Negative Marks: 0.25</w:t>
       </w:r>
     </w:p>
     <w:p>
-      <w:pPr>
-        <w:spacing w:after="0" w:before="40"/>
-      </w:pPr>
       <w:r>
-        <w:rPr>
-          <w:b/>
-          <w:i w:val="0"/>
-          <w:sz w:val="22"/>
-        </w:rPr>
-        <w:t>Answer: a</w:t>
+        <w:t xml:space="preserve"/>
       </w:r>
     </w:p>
     <w:p>
-      <w:pPr>
-        <w:spacing w:after="0" w:before="0"/>
-      </w:pPr>
       <w:r>
-        <w:rPr>
-          <w:b w:val="0"/>
-          <w:i w:val="0"/>
-          <w:sz w:val="21"/>
-        </w:rPr>
-        <w:t>Solution: Chronic arsenic exposure from contaminated drinking water causes skin lesions (keratosis, pigmentation), and increases the risk of skin, lung, and bladder cancers. Night blindness suggests vitamin A deficiency, goiter suggests iodine deficiency, and rickets suggests vitamin D deficiency.</w:t>
+        <w:t xml:space="preserve">Question: Adrenaline (epinephrine) is the drug of choice in anaphylactic shock because it:</w:t>
       </w:r>
     </w:p>
     <w:p>
-      <w:pPr>
-        <w:spacing w:after="0" w:before="0"/>
-      </w:pPr>
       <w:r>
-        <w:rPr>
-          <w:b w:val="0"/>
-          <w:i w:val="0"/>
-          <w:sz w:val="20"/>
-        </w:rPr>
-        <w:t>Positive Marks: 1</w:t>
+        <w:t xml:space="preserve">(a) Lowers blood pressure</w:t>
       </w:r>
     </w:p>
     <w:p>
-      <w:pPr>
-        <w:spacing w:after="160" w:before="0"/>
-      </w:pPr>
       <w:r>
-        <w:rPr>
-          <w:b w:val="0"/>
-          <w:i w:val="0"/>
-          <w:sz w:val="20"/>
-        </w:rPr>
-        <w:t>Negative Marks: 0.25</w:t>
+        <w:t xml:space="preserve">(b) Causes bronchoconstriction</w:t>
       </w:r>
     </w:p>
     <w:p>
-      <w:pPr>
-        <w:spacing w:after="40" w:before="120"/>
-      </w:pPr>
       <w:r>
-        <w:rPr>
-          <w:b w:val="0"/>
-          <w:i w:val="0"/>
-          <w:sz w:val="22"/>
-        </w:rPr>
-        <w:t>Question: Which molecule is the primary energy currency of the cell?</w:t>
+        <w:t xml:space="preserve">(c) Raises blood pressure and dilates the bronchi</w:t>
       </w:r>
     </w:p>
     <w:p>
-      <w:pPr>
-        <w:spacing w:after="0" w:before="0"/>
-      </w:pPr>
       <w:r>
-        <w:rPr>
-          <w:b w:val="0"/>
-          <w:i w:val="0"/>
-          <w:sz w:val="22"/>
-        </w:rPr>
-        <w:t>(a) Adenosine triphosphate (ATP)</w:t>
+        <w:t xml:space="preserve">(d) Sedates the client</w:t>
       </w:r>
     </w:p>
     <w:p>
-      <w:pPr>
-        <w:spacing w:after="0" w:before="0"/>
-      </w:pPr>
       <w:r>
-        <w:rPr>
-          <w:b w:val="0"/>
-          <w:i w:val="0"/>
-          <w:sz w:val="22"/>
-        </w:rPr>
-        <w:t>(b) Deoxyribonucleic acid (DNA)</w:t>
+        <w:t xml:space="preserve">Answer: c</w:t>
       </w:r>
     </w:p>
     <w:p>
-      <w:pPr>
-        <w:spacing w:after="0" w:before="0"/>
-      </w:pPr>
       <w:r>
-        <w:rPr>
-          <w:b w:val="0"/>
-          <w:i w:val="0"/>
-          <w:sz w:val="22"/>
-        </w:rPr>
-        <w:t>(c) Glucose</w:t>
+        <w:t xml:space="preserve">Solution: Epinephrine causes vasoconstriction (raising blood pressure) and bronchodilation (relieving wheeze) — both reverse anaphylaxis.</w:t>
       </w:r>
     </w:p>
     <w:p>
-      <w:pPr>
-        <w:spacing w:after="0" w:before="0"/>
-      </w:pPr>
       <w:r>
-        <w:rPr>
-          <w:b w:val="0"/>
-          <w:i w:val="0"/>
-          <w:sz w:val="22"/>
-        </w:rPr>
-        <w:t>(d) Cholesterol</w:t>
+        <w:t xml:space="preserve">Positive Marks: 1</w:t>
       </w:r>
     </w:p>
     <w:p>
-      <w:pPr>
-        <w:spacing w:after="0" w:before="40"/>
-      </w:pPr>
       <w:r>
-        <w:rPr>
-          <w:b/>
-          <w:i w:val="0"/>
-          <w:sz w:val="22"/>
-        </w:rPr>
-        <w:t>Answer: a</w:t>
+        <w:t xml:space="preserve">Negative Marks: 0.25</w:t>
       </w:r>
     </w:p>
     <w:p>
-      <w:pPr>
-        <w:spacing w:after="0" w:before="0"/>
-      </w:pPr>
       <w:r>
-        <w:rPr>
-          <w:b w:val="0"/>
-          <w:i w:val="0"/>
-          <w:sz w:val="21"/>
-        </w:rPr>
-        <w:t>Solution: ATP stores and transfers energy for cellular work (synthesis, transport, muscle contraction). DNA stores genetic information, glucose is a fuel, and cholesterol is a membrane/steroid precursor.</w:t>
+        <w:t xml:space="preserve"/>
       </w:r>
     </w:p>
     <w:p>
-      <w:pPr>
-        <w:spacing w:after="0" w:before="0"/>
-      </w:pPr>
       <w:r>
-        <w:rPr>
-          <w:b w:val="0"/>
-          <w:i w:val="0"/>
-          <w:sz w:val="20"/>
-        </w:rPr>
-        <w:t>Positive Marks: 1</w:t>
+        <w:t xml:space="preserve">Question: In a normal ECG, the P wave represents:</w:t>
       </w:r>
     </w:p>
     <w:p>
-      <w:pPr>
-        <w:spacing w:after="160" w:before="0"/>
-      </w:pPr>
       <w:r>
-        <w:rPr>
-          <w:b w:val="0"/>
-          <w:i w:val="0"/>
-          <w:sz w:val="20"/>
-        </w:rPr>
-        <w:t>Negative Marks: 0.25</w:t>
+        <w:t xml:space="preserve">(a) Atrial depolarization</w:t>
       </w:r>
     </w:p>
     <w:p>
-      <w:pPr>
-        <w:spacing w:after="40" w:before="120"/>
-      </w:pPr>
       <w:r>
-        <w:rPr>
-          <w:b w:val="0"/>
-          <w:i w:val="0"/>
-          <w:sz w:val="22"/>
-        </w:rPr>
-        <w:t>Question: A student who fails an exam says, 'The exam was too hard and everyone failed,' instead of accepting lack of preparation. This is an example of which defense mechanism?</w:t>
+        <w:t xml:space="preserve">(b) Ventricular depolarization</w:t>
       </w:r>
     </w:p>
     <w:p>
-      <w:pPr>
-        <w:spacing w:after="0" w:before="0"/>
-      </w:pPr>
       <w:r>
-        <w:rPr>
-          <w:b w:val="0"/>
-          <w:i w:val="0"/>
-          <w:sz w:val="22"/>
-        </w:rPr>
-        <w:t>(a) Rationalization</w:t>
+        <w:t xml:space="preserve">(c) Ventricular repolarization</w:t>
       </w:r>
     </w:p>
     <w:p>
-      <w:pPr>
-        <w:spacing w:after="0" w:before="0"/>
-      </w:pPr>
       <w:r>
-        <w:rPr>
-          <w:b w:val="0"/>
-          <w:i w:val="0"/>
-          <w:sz w:val="22"/>
-        </w:rPr>
-        <w:t>(b) Sublimation</w:t>
+        <w:t xml:space="preserve">(d) AV node conduction only</w:t>
       </w:r>
     </w:p>
     <w:p>
-      <w:pPr>
-        <w:spacing w:after="0" w:before="0"/>
-      </w:pPr>
       <w:r>
-        <w:rPr>
-          <w:b w:val="0"/>
-          <w:i w:val="0"/>
-          <w:sz w:val="22"/>
-        </w:rPr>
-        <w:t>(c) Projection</w:t>
+        <w:t xml:space="preserve">Answer: a</w:t>
       </w:r>
     </w:p>
     <w:p>
-      <w:pPr>
-        <w:spacing w:after="0" w:before="0"/>
-      </w:pPr>
       <w:r>
-        <w:rPr>
-          <w:b w:val="0"/>
-          <w:i w:val="0"/>
-          <w:sz w:val="22"/>
-        </w:rPr>
-        <w:t>(d) Displacement</w:t>
+        <w:t xml:space="preserve">Solution: The P wave reflects atrial depolarization. The QRS complex represents ventricular depolarization and the T wave ventricular repolarization.</w:t>
       </w:r>
     </w:p>
     <w:p>
-      <w:pPr>
-        <w:spacing w:after="0" w:before="40"/>
-      </w:pPr>
       <w:r>
-        <w:rPr>
-          <w:b/>
-          <w:i w:val="0"/>
-          <w:sz w:val="22"/>
-        </w:rPr>
-        <w:t>Answer: a</w:t>
+        <w:t xml:space="preserve">Positive Marks: 1</w:t>
       </w:r>
     </w:p>
     <w:p>
-      <w:pPr>
-        <w:spacing w:after="0" w:before="0"/>
-      </w:pPr>
       <w:r>
-        <w:rPr>
-          <w:b w:val="0"/>
-          <w:i w:val="0"/>
-          <w:sz w:val="21"/>
-        </w:rPr>
-        <w:t>Solution: Rationalization is offering logical, acceptable excuses to justify unacceptable behavior or outcomes. Projection attributes one's own feelings to others; sublimation channels impulses into acceptable activities; displacement redirects emotions to a safer target.</w:t>
+        <w:t xml:space="preserve">Negative Marks: 0.25</w:t>
       </w:r>
     </w:p>
     <w:p>
-      <w:pPr>
-        <w:spacing w:after="0" w:before="0"/>
-      </w:pPr>
       <w:r>
-        <w:rPr>
-          <w:b w:val="0"/>
-          <w:i w:val="0"/>
-          <w:sz w:val="20"/>
-        </w:rPr>
-        <w:t>Positive Marks: 1</w:t>
+        <w:t xml:space="preserve"/>
       </w:r>
     </w:p>
     <w:p>
-      <w:pPr>
-        <w:spacing w:after="160" w:before="0"/>
-      </w:pPr>
       <w:r>
-        <w:rPr>
-          <w:b w:val="0"/>
-          <w:i w:val="0"/>
-          <w:sz w:val="20"/>
-        </w:rPr>
-        <w:t>Negative Marks: 0.25</w:t>
+        <w:t xml:space="preserve">Question: The most common rhythm for which defibrillation is indicated is:</w:t>
+      </w:r>
+    </w:p>
+    <w:p>
+      <w:r>
+        <w:t xml:space="preserve">(a) Asystole</w:t>
+      </w:r>
+    </w:p>
+    <w:p>
+      <w:r>
+        <w:t xml:space="preserve">(b) Ventricular fibrillation</w:t>
+      </w:r>
+    </w:p>
+    <w:p>
+      <w:r>
+        <w:t xml:space="preserve">(c) Sinus bradycardia</w:t>
+      </w:r>
+    </w:p>
+    <w:p>
+      <w:r>
+        <w:t xml:space="preserve">(d) First-degree heart block</w:t>
+      </w:r>
+    </w:p>
+    <w:p>
+      <w:r>
+        <w:t xml:space="preserve">Answer: b</w:t>
+      </w:r>
+    </w:p>
+    <w:p>
+      <w:r>
+        <w:t xml:space="preserve">Solution: Defibrillation treats ventricular fibrillation and pulseless VT. Asystole and PEA are not defibrillated — they need CPR and adrenaline.</w:t>
+      </w:r>
+    </w:p>
+    <w:p>
+      <w:r>
+        <w:t xml:space="preserve">Positive Marks: 1</w:t>
+      </w:r>
+    </w:p>
+    <w:p>
+      <w:r>
+        <w:t xml:space="preserve">Negative Marks: 0.25</w:t>
+      </w:r>
+    </w:p>
+    <w:p>
+      <w:r>
+        <w:t xml:space="preserve"/>
+      </w:r>
+    </w:p>
+    <w:p>
+      <w:r>
+        <w:t xml:space="preserve">Question: According to WHO, a BMI of 30 or above is classified as:</w:t>
+      </w:r>
+    </w:p>
+    <w:p>
+      <w:r>
+        <w:t xml:space="preserve">(a) Underweight</w:t>
+      </w:r>
+    </w:p>
+    <w:p>
+      <w:r>
+        <w:t xml:space="preserve">(b) Normal</w:t>
+      </w:r>
+    </w:p>
+    <w:p>
+      <w:r>
+        <w:t xml:space="preserve">(c) Overweight</w:t>
+      </w:r>
+    </w:p>
+    <w:p>
+      <w:r>
+        <w:t xml:space="preserve">(d) Obese</w:t>
+      </w:r>
+    </w:p>
+    <w:p>
+      <w:r>
+        <w:t xml:space="preserve">Answer: d</w:t>
+      </w:r>
+    </w:p>
+    <w:p>
+      <w:r>
+        <w:t xml:space="preserve">Solution: WHO classifies a BMI of 30+ as obese, 25-29.9 as overweight, and 18.5-24.9 as normal.</w:t>
+      </w:r>
+    </w:p>
+    <w:p>
+      <w:r>
+        <w:t xml:space="preserve">Positive Marks: 1</w:t>
+      </w:r>
+    </w:p>
+    <w:p>
+      <w:r>
+        <w:t xml:space="preserve">Negative Marks: 0.25</w:t>
       </w:r>
     </w:p>
     <w:sectPr>
       <w:pgSz w:w="12240" w:h="15840"/>
-      <w:pgMar w:top="864" w:right="1008" w:bottom="864" w:left="1008" w:header="720" w:footer="720" w:gutter="0"/>
+      <w:pgMar w:top="1440" w:right="1800" w:bottom="1440" w:left="1800" w:header="720" w:footer="720" w:gutter="0"/>
       <w:cols w:space="720"/>
       <w:docGrid w:linePitch="360"/>
     </w:sectPr>
@@ -2715,10 +1365,6 @@
     <w:name w:val="Normal"/>
     <w:qFormat/>
     <w:rsid w:val="00FC693F"/>
-    <w:rPr>
-      <w:rFonts w:ascii="Calibri" w:hAnsi="Calibri"/>
-      <w:sz w:val="22"/>
-    </w:rPr>
   </w:style>
   <w:style w:type="paragraph" w:styleId="Header">
     <w:name w:val="header"/>
